--- a/output/geology/u02/2.3 Activity Key - Dinosaur Poster.docx
+++ b/output/geology/u02/2.3 Activity Key - Dinosaur Poster.docx
@@ -182,11 +182,11 @@
               <w:gridCol w:w="1404"/>
               <w:gridCol w:w="1512"/>
               <w:gridCol w:w="1188"/>
-              <w:gridCol w:w="432"/>
+              <w:gridCol w:w="540"/>
               <w:gridCol w:w="1296"/>
               <w:gridCol w:w="648"/>
-              <w:gridCol w:w="864"/>
-              <w:gridCol w:w="3456"/>
+              <w:gridCol w:w="1027"/>
+              <w:gridCol w:w="3185"/>
             </w:tblGrid>
             <w:tr>
               <w:trPr>
@@ -214,7 +214,7 @@
                       <w:rFonts w:ascii="Trade Gothic Next" w:hAnsi="Trade Gothic Next"/>
                       <w:b/>
                       <w:color w:val="55604F"/>
-                      <w:sz w:val="14"/>
+                      <w:sz w:val="16"/>
                       <w:spacing w:val="26"/>
                     </w:rPr>
                     <w:t>DINOSAUR</w:t>
@@ -243,7 +243,7 @@
                       <w:rFonts w:ascii="Trade Gothic Next" w:hAnsi="Trade Gothic Next"/>
                       <w:b/>
                       <w:color w:val="55604F"/>
-                      <w:sz w:val="14"/>
+                      <w:sz w:val="16"/>
                       <w:spacing w:val="26"/>
                     </w:rPr>
                     <w:t>PERIOD</w:t>
@@ -272,7 +272,7 @@
                       <w:rFonts w:ascii="Trade Gothic Next" w:hAnsi="Trade Gothic Next"/>
                       <w:b/>
                       <w:color w:val="55604F"/>
-                      <w:sz w:val="14"/>
+                      <w:sz w:val="16"/>
                       <w:spacing w:val="26"/>
                     </w:rPr>
                     <w:t>MYA</w:t>
@@ -281,7 +281,7 @@
               </w:tc>
               <w:tc>
                 <w:tcPr>
-                  <w:tcW w:type="dxa" w:w="432"/>
+                  <w:tcW w:type="dxa" w:w="540"/>
                   <w:tcBorders>
                     <w:bottom w:val="single" w:sz="8" w:color="14161B"/>
                   </w:tcBorders>
@@ -301,7 +301,7 @@
                       <w:rFonts w:ascii="Trade Gothic Next" w:hAnsi="Trade Gothic Next"/>
                       <w:b/>
                       <w:color w:val="55604F"/>
-                      <w:sz w:val="14"/>
+                      <w:sz w:val="16"/>
                       <w:spacing w:val="26"/>
                     </w:rPr>
                     <w:t>HIP</w:t>
@@ -330,7 +330,7 @@
                       <w:rFonts w:ascii="Trade Gothic Next" w:hAnsi="Trade Gothic Next"/>
                       <w:b/>
                       <w:color w:val="55604F"/>
-                      <w:sz w:val="14"/>
+                      <w:sz w:val="16"/>
                       <w:spacing w:val="26"/>
                     </w:rPr>
                     <w:t>DIET</w:t>
@@ -359,7 +359,7 @@
                       <w:rFonts w:ascii="Trade Gothic Next" w:hAnsi="Trade Gothic Next"/>
                       <w:b/>
                       <w:color w:val="55604F"/>
-                      <w:sz w:val="14"/>
+                      <w:sz w:val="16"/>
                       <w:spacing w:val="26"/>
                     </w:rPr>
                     <w:t>LEGS</w:t>
@@ -368,7 +368,7 @@
               </w:tc>
               <w:tc>
                 <w:tcPr>
-                  <w:tcW w:type="dxa" w:w="864"/>
+                  <w:tcW w:type="dxa" w:w="1027"/>
                   <w:tcBorders>
                     <w:bottom w:val="single" w:sz="8" w:color="14161B"/>
                   </w:tcBorders>
@@ -388,7 +388,7 @@
                       <w:rFonts w:ascii="Trade Gothic Next" w:hAnsi="Trade Gothic Next"/>
                       <w:b/>
                       <w:color w:val="55604F"/>
-                      <w:sz w:val="14"/>
+                      <w:sz w:val="16"/>
                       <w:spacing w:val="26"/>
                     </w:rPr>
                     <w:t>LENGTH</w:t>
@@ -397,7 +397,7 @@
               </w:tc>
               <w:tc>
                 <w:tcPr>
-                  <w:tcW w:type="dxa" w:w="3456"/>
+                  <w:tcW w:type="dxa" w:w="3185"/>
                   <w:tcBorders>
                     <w:bottom w:val="single" w:sz="8" w:color="14161B"/>
                   </w:tcBorders>
@@ -417,7 +417,7 @@
                       <w:rFonts w:ascii="Trade Gothic Next" w:hAnsi="Trade Gothic Next"/>
                       <w:b/>
                       <w:color w:val="55604F"/>
-                      <w:sz w:val="14"/>
+                      <w:sz w:val="16"/>
                       <w:spacing w:val="26"/>
                     </w:rPr>
                     <w:t>FOSSIL LOCATIONS</w:t>
@@ -453,7 +453,7 @@
                       <w:rFonts w:ascii="Trade Gothic Next" w:hAnsi="Trade Gothic Next"/>
                       <w:b/>
                       <w:color w:val="0E766A"/>
-                      <w:sz w:val="15"/>
+                      <w:sz w:val="16"/>
                       <w:spacing w:val="26"/>
                     </w:rPr>
                     <w:t>TRIASSIC · 252 TO 201 MYA · ALL LIZARD-HIPPED</w:t>
@@ -554,7 +554,7 @@
               </w:tc>
               <w:tc>
                 <w:tcPr>
-                  <w:tcW w:type="dxa" w:w="432"/>
+                  <w:tcW w:type="dxa" w:w="540"/>
                   <w:tcBorders>
                     <w:bottom w:val="single" w:sz="4" w:color="C8CDC2"/>
                   </w:tcBorders>
@@ -641,7 +641,7 @@
               </w:tc>
               <w:tc>
                 <w:tcPr>
-                  <w:tcW w:type="dxa" w:w="864"/>
+                  <w:tcW w:type="dxa" w:w="1027"/>
                   <w:tcBorders>
                     <w:bottom w:val="single" w:sz="4" w:color="C8CDC2"/>
                   </w:tcBorders>
@@ -670,7 +670,7 @@
               </w:tc>
               <w:tc>
                 <w:tcPr>
-                  <w:tcW w:type="dxa" w:w="3456"/>
+                  <w:tcW w:type="dxa" w:w="3185"/>
                   <w:tcBorders>
                     <w:bottom w:val="single" w:sz="4" w:color="C8CDC2"/>
                   </w:tcBorders>
@@ -791,7 +791,7 @@
               </w:tc>
               <w:tc>
                 <w:tcPr>
-                  <w:tcW w:type="dxa" w:w="432"/>
+                  <w:tcW w:type="dxa" w:w="540"/>
                   <w:tcBorders>
                     <w:bottom w:val="single" w:sz="4" w:color="C8CDC2"/>
                   </w:tcBorders>
@@ -878,7 +878,7 @@
               </w:tc>
               <w:tc>
                 <w:tcPr>
-                  <w:tcW w:type="dxa" w:w="864"/>
+                  <w:tcW w:type="dxa" w:w="1027"/>
                   <w:tcBorders>
                     <w:bottom w:val="single" w:sz="4" w:color="C8CDC2"/>
                   </w:tcBorders>
@@ -907,7 +907,7 @@
               </w:tc>
               <w:tc>
                 <w:tcPr>
-                  <w:tcW w:type="dxa" w:w="3456"/>
+                  <w:tcW w:type="dxa" w:w="3185"/>
                   <w:tcBorders>
                     <w:bottom w:val="single" w:sz="4" w:color="C8CDC2"/>
                   </w:tcBorders>
@@ -1028,7 +1028,7 @@
               </w:tc>
               <w:tc>
                 <w:tcPr>
-                  <w:tcW w:type="dxa" w:w="432"/>
+                  <w:tcW w:type="dxa" w:w="540"/>
                   <w:tcBorders>
                     <w:bottom w:val="single" w:sz="4" w:color="C8CDC2"/>
                   </w:tcBorders>
@@ -1115,7 +1115,7 @@
               </w:tc>
               <w:tc>
                 <w:tcPr>
-                  <w:tcW w:type="dxa" w:w="864"/>
+                  <w:tcW w:type="dxa" w:w="1027"/>
                   <w:tcBorders>
                     <w:bottom w:val="single" w:sz="4" w:color="C8CDC2"/>
                   </w:tcBorders>
@@ -1144,7 +1144,7 @@
               </w:tc>
               <w:tc>
                 <w:tcPr>
-                  <w:tcW w:type="dxa" w:w="3456"/>
+                  <w:tcW w:type="dxa" w:w="3185"/>
                   <w:tcBorders>
                     <w:bottom w:val="single" w:sz="4" w:color="C8CDC2"/>
                   </w:tcBorders>
@@ -1265,7 +1265,7 @@
               </w:tc>
               <w:tc>
                 <w:tcPr>
-                  <w:tcW w:type="dxa" w:w="432"/>
+                  <w:tcW w:type="dxa" w:w="540"/>
                   <w:tcBorders>
                     <w:bottom w:val="single" w:sz="4" w:color="C8CDC2"/>
                   </w:tcBorders>
@@ -1352,7 +1352,7 @@
               </w:tc>
               <w:tc>
                 <w:tcPr>
-                  <w:tcW w:type="dxa" w:w="864"/>
+                  <w:tcW w:type="dxa" w:w="1027"/>
                   <w:tcBorders>
                     <w:bottom w:val="single" w:sz="4" w:color="C8CDC2"/>
                   </w:tcBorders>
@@ -1381,7 +1381,7 @@
               </w:tc>
               <w:tc>
                 <w:tcPr>
-                  <w:tcW w:type="dxa" w:w="3456"/>
+                  <w:tcW w:type="dxa" w:w="3185"/>
                   <w:tcBorders>
                     <w:bottom w:val="single" w:sz="4" w:color="C8CDC2"/>
                   </w:tcBorders>
@@ -1502,7 +1502,7 @@
               </w:tc>
               <w:tc>
                 <w:tcPr>
-                  <w:tcW w:type="dxa" w:w="432"/>
+                  <w:tcW w:type="dxa" w:w="540"/>
                   <w:tcBorders>
                     <w:bottom w:val="single" w:sz="4" w:color="C8CDC2"/>
                   </w:tcBorders>
@@ -1589,7 +1589,7 @@
               </w:tc>
               <w:tc>
                 <w:tcPr>
-                  <w:tcW w:type="dxa" w:w="864"/>
+                  <w:tcW w:type="dxa" w:w="1027"/>
                   <w:tcBorders>
                     <w:bottom w:val="single" w:sz="4" w:color="C8CDC2"/>
                   </w:tcBorders>
@@ -1618,7 +1618,7 @@
               </w:tc>
               <w:tc>
                 <w:tcPr>
-                  <w:tcW w:type="dxa" w:w="3456"/>
+                  <w:tcW w:type="dxa" w:w="3185"/>
                   <w:tcBorders>
                     <w:bottom w:val="single" w:sz="4" w:color="C8CDC2"/>
                   </w:tcBorders>
@@ -1674,7 +1674,7 @@
                       <w:rFonts w:ascii="Trade Gothic Next" w:hAnsi="Trade Gothic Next"/>
                       <w:b/>
                       <w:color w:val="0E766A"/>
-                      <w:sz w:val="15"/>
+                      <w:sz w:val="16"/>
                       <w:spacing w:val="26"/>
                     </w:rPr>
                     <w:t>JURASSIC · 201 TO 145 MYA</w:t>
@@ -1775,7 +1775,7 @@
               </w:tc>
               <w:tc>
                 <w:tcPr>
-                  <w:tcW w:type="dxa" w:w="432"/>
+                  <w:tcW w:type="dxa" w:w="540"/>
                   <w:tcBorders>
                     <w:bottom w:val="single" w:sz="4" w:color="C8CDC2"/>
                   </w:tcBorders>
@@ -1862,7 +1862,7 @@
               </w:tc>
               <w:tc>
                 <w:tcPr>
-                  <w:tcW w:type="dxa" w:w="864"/>
+                  <w:tcW w:type="dxa" w:w="1027"/>
                   <w:tcBorders>
                     <w:bottom w:val="single" w:sz="4" w:color="C8CDC2"/>
                   </w:tcBorders>
@@ -1891,7 +1891,7 @@
               </w:tc>
               <w:tc>
                 <w:tcPr>
-                  <w:tcW w:type="dxa" w:w="3456"/>
+                  <w:tcW w:type="dxa" w:w="3185"/>
                   <w:tcBorders>
                     <w:bottom w:val="single" w:sz="4" w:color="C8CDC2"/>
                   </w:tcBorders>
@@ -2012,7 +2012,7 @@
               </w:tc>
               <w:tc>
                 <w:tcPr>
-                  <w:tcW w:type="dxa" w:w="432"/>
+                  <w:tcW w:type="dxa" w:w="540"/>
                   <w:tcBorders>
                     <w:bottom w:val="single" w:sz="4" w:color="C8CDC2"/>
                   </w:tcBorders>
@@ -2099,7 +2099,7 @@
               </w:tc>
               <w:tc>
                 <w:tcPr>
-                  <w:tcW w:type="dxa" w:w="864"/>
+                  <w:tcW w:type="dxa" w:w="1027"/>
                   <w:tcBorders>
                     <w:bottom w:val="single" w:sz="4" w:color="C8CDC2"/>
                   </w:tcBorders>
@@ -2128,7 +2128,7 @@
               </w:tc>
               <w:tc>
                 <w:tcPr>
-                  <w:tcW w:type="dxa" w:w="3456"/>
+                  <w:tcW w:type="dxa" w:w="3185"/>
                   <w:tcBorders>
                     <w:bottom w:val="single" w:sz="4" w:color="C8CDC2"/>
                   </w:tcBorders>
@@ -2249,7 +2249,7 @@
               </w:tc>
               <w:tc>
                 <w:tcPr>
-                  <w:tcW w:type="dxa" w:w="432"/>
+                  <w:tcW w:type="dxa" w:w="540"/>
                   <w:tcBorders>
                     <w:bottom w:val="single" w:sz="4" w:color="C8CDC2"/>
                   </w:tcBorders>
@@ -2336,7 +2336,7 @@
               </w:tc>
               <w:tc>
                 <w:tcPr>
-                  <w:tcW w:type="dxa" w:w="864"/>
+                  <w:tcW w:type="dxa" w:w="1027"/>
                   <w:tcBorders>
                     <w:bottom w:val="single" w:sz="4" w:color="C8CDC2"/>
                   </w:tcBorders>
@@ -2365,7 +2365,7 @@
               </w:tc>
               <w:tc>
                 <w:tcPr>
-                  <w:tcW w:type="dxa" w:w="3456"/>
+                  <w:tcW w:type="dxa" w:w="3185"/>
                   <w:tcBorders>
                     <w:bottom w:val="single" w:sz="4" w:color="C8CDC2"/>
                   </w:tcBorders>
@@ -2486,7 +2486,7 @@
               </w:tc>
               <w:tc>
                 <w:tcPr>
-                  <w:tcW w:type="dxa" w:w="432"/>
+                  <w:tcW w:type="dxa" w:w="540"/>
                   <w:tcBorders>
                     <w:bottom w:val="single" w:sz="4" w:color="C8CDC2"/>
                   </w:tcBorders>
@@ -2573,7 +2573,7 @@
               </w:tc>
               <w:tc>
                 <w:tcPr>
-                  <w:tcW w:type="dxa" w:w="864"/>
+                  <w:tcW w:type="dxa" w:w="1027"/>
                   <w:tcBorders>
                     <w:bottom w:val="single" w:sz="4" w:color="C8CDC2"/>
                   </w:tcBorders>
@@ -2602,7 +2602,7 @@
               </w:tc>
               <w:tc>
                 <w:tcPr>
-                  <w:tcW w:type="dxa" w:w="3456"/>
+                  <w:tcW w:type="dxa" w:w="3185"/>
                   <w:tcBorders>
                     <w:bottom w:val="single" w:sz="4" w:color="C8CDC2"/>
                   </w:tcBorders>
@@ -2723,7 +2723,7 @@
               </w:tc>
               <w:tc>
                 <w:tcPr>
-                  <w:tcW w:type="dxa" w:w="432"/>
+                  <w:tcW w:type="dxa" w:w="540"/>
                   <w:tcBorders>
                     <w:bottom w:val="single" w:sz="4" w:color="C8CDC2"/>
                   </w:tcBorders>
@@ -2810,7 +2810,7 @@
               </w:tc>
               <w:tc>
                 <w:tcPr>
-                  <w:tcW w:type="dxa" w:w="864"/>
+                  <w:tcW w:type="dxa" w:w="1027"/>
                   <w:tcBorders>
                     <w:bottom w:val="single" w:sz="4" w:color="C8CDC2"/>
                   </w:tcBorders>
@@ -2839,7 +2839,7 @@
               </w:tc>
               <w:tc>
                 <w:tcPr>
-                  <w:tcW w:type="dxa" w:w="3456"/>
+                  <w:tcW w:type="dxa" w:w="3185"/>
                   <w:tcBorders>
                     <w:bottom w:val="single" w:sz="4" w:color="C8CDC2"/>
                   </w:tcBorders>
@@ -2895,7 +2895,7 @@
                       <w:rFonts w:ascii="Trade Gothic Next" w:hAnsi="Trade Gothic Next"/>
                       <w:b/>
                       <w:color w:val="0E766A"/>
-                      <w:sz w:val="15"/>
+                      <w:sz w:val="16"/>
                       <w:spacing w:val="26"/>
                     </w:rPr>
                     <w:t>CRETACEOUS · 145 TO 66 MYA</w:t>
@@ -2996,7 +2996,7 @@
               </w:tc>
               <w:tc>
                 <w:tcPr>
-                  <w:tcW w:type="dxa" w:w="432"/>
+                  <w:tcW w:type="dxa" w:w="540"/>
                   <w:tcBorders>
                     <w:bottom w:val="single" w:sz="4" w:color="C8CDC2"/>
                   </w:tcBorders>
@@ -3083,7 +3083,7 @@
               </w:tc>
               <w:tc>
                 <w:tcPr>
-                  <w:tcW w:type="dxa" w:w="864"/>
+                  <w:tcW w:type="dxa" w:w="1027"/>
                   <w:tcBorders>
                     <w:bottom w:val="single" w:sz="4" w:color="C8CDC2"/>
                   </w:tcBorders>
@@ -3112,7 +3112,7 @@
               </w:tc>
               <w:tc>
                 <w:tcPr>
-                  <w:tcW w:type="dxa" w:w="3456"/>
+                  <w:tcW w:type="dxa" w:w="3185"/>
                   <w:tcBorders>
                     <w:bottom w:val="single" w:sz="4" w:color="C8CDC2"/>
                   </w:tcBorders>
@@ -3253,7 +3253,7 @@
               </w:tc>
               <w:tc>
                 <w:tcPr>
-                  <w:tcW w:type="dxa" w:w="432"/>
+                  <w:tcW w:type="dxa" w:w="540"/>
                   <w:tcBorders>
                     <w:bottom w:val="single" w:sz="4" w:color="C8CDC2"/>
                   </w:tcBorders>
@@ -3340,7 +3340,7 @@
               </w:tc>
               <w:tc>
                 <w:tcPr>
-                  <w:tcW w:type="dxa" w:w="864"/>
+                  <w:tcW w:type="dxa" w:w="1027"/>
                   <w:tcBorders>
                     <w:bottom w:val="single" w:sz="4" w:color="C8CDC2"/>
                   </w:tcBorders>
@@ -3369,7 +3369,7 @@
               </w:tc>
               <w:tc>
                 <w:tcPr>
-                  <w:tcW w:type="dxa" w:w="3456"/>
+                  <w:tcW w:type="dxa" w:w="3185"/>
                   <w:tcBorders>
                     <w:bottom w:val="single" w:sz="4" w:color="C8CDC2"/>
                   </w:tcBorders>
@@ -3490,7 +3490,7 @@
               </w:tc>
               <w:tc>
                 <w:tcPr>
-                  <w:tcW w:type="dxa" w:w="432"/>
+                  <w:tcW w:type="dxa" w:w="540"/>
                   <w:tcBorders>
                     <w:bottom w:val="single" w:sz="4" w:color="C8CDC2"/>
                   </w:tcBorders>
@@ -3577,7 +3577,7 @@
               </w:tc>
               <w:tc>
                 <w:tcPr>
-                  <w:tcW w:type="dxa" w:w="864"/>
+                  <w:tcW w:type="dxa" w:w="1027"/>
                   <w:tcBorders>
                     <w:bottom w:val="single" w:sz="4" w:color="C8CDC2"/>
                   </w:tcBorders>
@@ -3606,7 +3606,7 @@
               </w:tc>
               <w:tc>
                 <w:tcPr>
-                  <w:tcW w:type="dxa" w:w="3456"/>
+                  <w:tcW w:type="dxa" w:w="3185"/>
                   <w:tcBorders>
                     <w:bottom w:val="single" w:sz="4" w:color="C8CDC2"/>
                   </w:tcBorders>
@@ -3727,7 +3727,7 @@
               </w:tc>
               <w:tc>
                 <w:tcPr>
-                  <w:tcW w:type="dxa" w:w="432"/>
+                  <w:tcW w:type="dxa" w:w="540"/>
                   <w:tcBorders>
                     <w:bottom w:val="single" w:sz="4" w:color="C8CDC2"/>
                   </w:tcBorders>
@@ -3814,7 +3814,7 @@
               </w:tc>
               <w:tc>
                 <w:tcPr>
-                  <w:tcW w:type="dxa" w:w="864"/>
+                  <w:tcW w:type="dxa" w:w="1027"/>
                   <w:tcBorders>
                     <w:bottom w:val="single" w:sz="4" w:color="C8CDC2"/>
                   </w:tcBorders>
@@ -3843,7 +3843,7 @@
               </w:tc>
               <w:tc>
                 <w:tcPr>
-                  <w:tcW w:type="dxa" w:w="3456"/>
+                  <w:tcW w:type="dxa" w:w="3185"/>
                   <w:tcBorders>
                     <w:bottom w:val="single" w:sz="4" w:color="C8CDC2"/>
                   </w:tcBorders>
@@ -3964,7 +3964,7 @@
               </w:tc>
               <w:tc>
                 <w:tcPr>
-                  <w:tcW w:type="dxa" w:w="432"/>
+                  <w:tcW w:type="dxa" w:w="540"/>
                   <w:tcBorders>
                     <w:bottom w:val="single" w:sz="4" w:color="C8CDC2"/>
                   </w:tcBorders>
@@ -4051,7 +4051,7 @@
               </w:tc>
               <w:tc>
                 <w:tcPr>
-                  <w:tcW w:type="dxa" w:w="864"/>
+                  <w:tcW w:type="dxa" w:w="1027"/>
                   <w:tcBorders>
                     <w:bottom w:val="single" w:sz="4" w:color="C8CDC2"/>
                   </w:tcBorders>
@@ -4080,7 +4080,7 @@
               </w:tc>
               <w:tc>
                 <w:tcPr>
-                  <w:tcW w:type="dxa" w:w="3456"/>
+                  <w:tcW w:type="dxa" w:w="3185"/>
                   <w:tcBorders>
                     <w:bottom w:val="single" w:sz="4" w:color="C8CDC2"/>
                   </w:tcBorders>
@@ -5408,7 +5408,7 @@
                       <w:rFonts w:ascii="Trade Gothic Next" w:hAnsi="Trade Gothic Next"/>
                       <w:b/>
                       <w:color w:val="55604F"/>
-                      <w:sz w:val="14"/>
+                      <w:sz w:val="16"/>
                       <w:spacing w:val="26"/>
                     </w:rPr>
                     <w:t>STUDENTS SAY OR DRAW</w:t>
@@ -5437,7 +5437,7 @@
                       <w:rFonts w:ascii="Trade Gothic Next" w:hAnsi="Trade Gothic Next"/>
                       <w:b/>
                       <w:color w:val="55604F"/>
-                      <w:sz w:val="14"/>
+                      <w:sz w:val="16"/>
                       <w:spacing w:val="26"/>
                     </w:rPr>
                     <w:t>CORRECTION</w:t>
@@ -6743,16 +6743,6 @@
         <w:sz w:val="14"/>
       </w:rPr>
       <w:fldChar w:fldCharType="begin"/>
-      <w:instrText xml:space="preserve"> PAGE </w:instrText>
-      <w:fldChar w:fldCharType="end"/>
-    </w:r>
-    <w:r>
-      <w:rPr>
-        <w:rFonts w:ascii="Trade Gothic Next" w:hAnsi="Trade Gothic Next"/>
-        <w:color w:val="61675B"/>
-        <w:sz w:val="14"/>
-      </w:rPr>
-      <w:t xml:space="preserve"> OF </w:t>
     </w:r>
     <w:r>
       <w:rPr>
@@ -6761,8 +6751,86 @@
         <w:color w:val="61675B"/>
         <w:sz w:val="14"/>
       </w:rPr>
+      <w:instrText xml:space="preserve"> PAGE </w:instrText>
+    </w:r>
+    <w:r>
+      <w:rPr>
+        <w:rFonts w:ascii="Trade Gothic Next" w:hAnsi="Trade Gothic Next"/>
+        <w:b w:val="0"/>
+        <w:color w:val="61675B"/>
+        <w:sz w:val="14"/>
+      </w:rPr>
+      <w:fldChar w:fldCharType="separate"/>
+    </w:r>
+    <w:r>
+      <w:rPr>
+        <w:rFonts w:ascii="Trade Gothic Next" w:hAnsi="Trade Gothic Next"/>
+        <w:b w:val="0"/>
+        <w:color w:val="61675B"/>
+        <w:sz w:val="14"/>
+      </w:rPr>
+      <w:t>1</w:t>
+    </w:r>
+    <w:r>
+      <w:rPr>
+        <w:rFonts w:ascii="Trade Gothic Next" w:hAnsi="Trade Gothic Next"/>
+        <w:b w:val="0"/>
+        <w:color w:val="61675B"/>
+        <w:sz w:val="14"/>
+      </w:rPr>
+      <w:fldChar w:fldCharType="end"/>
+    </w:r>
+    <w:r>
+      <w:rPr>
+        <w:rFonts w:ascii="Trade Gothic Next" w:hAnsi="Trade Gothic Next"/>
+        <w:color w:val="61675B"/>
+        <w:sz w:val="14"/>
+      </w:rPr>
+      <w:t xml:space="preserve"> OF </w:t>
+    </w:r>
+    <w:r>
+      <w:rPr>
+        <w:rFonts w:ascii="Trade Gothic Next" w:hAnsi="Trade Gothic Next"/>
+        <w:b w:val="0"/>
+        <w:color w:val="61675B"/>
+        <w:sz w:val="14"/>
+      </w:rPr>
       <w:fldChar w:fldCharType="begin"/>
+    </w:r>
+    <w:r>
+      <w:rPr>
+        <w:rFonts w:ascii="Trade Gothic Next" w:hAnsi="Trade Gothic Next"/>
+        <w:b w:val="0"/>
+        <w:color w:val="61675B"/>
+        <w:sz w:val="14"/>
+      </w:rPr>
       <w:instrText xml:space="preserve"> NUMPAGES </w:instrText>
+    </w:r>
+    <w:r>
+      <w:rPr>
+        <w:rFonts w:ascii="Trade Gothic Next" w:hAnsi="Trade Gothic Next"/>
+        <w:b w:val="0"/>
+        <w:color w:val="61675B"/>
+        <w:sz w:val="14"/>
+      </w:rPr>
+      <w:fldChar w:fldCharType="separate"/>
+    </w:r>
+    <w:r>
+      <w:rPr>
+        <w:rFonts w:ascii="Trade Gothic Next" w:hAnsi="Trade Gothic Next"/>
+        <w:b w:val="0"/>
+        <w:color w:val="61675B"/>
+        <w:sz w:val="14"/>
+      </w:rPr>
+      <w:t>1</w:t>
+    </w:r>
+    <w:r>
+      <w:rPr>
+        <w:rFonts w:ascii="Trade Gothic Next" w:hAnsi="Trade Gothic Next"/>
+        <w:b w:val="0"/>
+        <w:color w:val="61675B"/>
+        <w:sz w:val="14"/>
+      </w:rPr>
       <w:fldChar w:fldCharType="end"/>
     </w:r>
   </w:p>
